--- a/TuStockApp_Funcionalidades_por_Rol.docx
+++ b/TuStockApp_Funcionalidades_por_Rol.docx
@@ -184,6 +184,32 @@
         <w:spacing w:after="60"/>
       </w:pPr>
       <w:r>
+        <w:t xml:space="preserve">Sueles pedir (novedad): arriba del catálogo le aparece una fila con los productos que más pide, armada sola en base a su propio historial de pedidos — los agrega al carrito con un solo toque.</w:t>
+      </w:r>
+    </w:p>
+    <w:p>
+      <w:pPr>
+        <w:pStyle w:val="ListParagraph"/>
+        <w:numPr>
+          <w:ilvl w:val="0"/>
+          <w:numId w:val="2"/>
+        </w:numPr>
+        <w:spacing w:after="60"/>
+      </w:pPr>
+      <w:r>
+        <w:t xml:space="preserve">Avisame cuando llegue (novedad): si un producto está agotado, se puede anotar para que le avisen; en cuanto la distribuidora carga stock de nuevo, le llega automáticamente un aviso al celular.</w:t>
+      </w:r>
+    </w:p>
+    <w:p>
+      <w:pPr>
+        <w:pStyle w:val="ListParagraph"/>
+        <w:numPr>
+          <w:ilvl w:val="0"/>
+          <w:numId w:val="2"/>
+        </w:numPr>
+        <w:spacing w:after="60"/>
+      </w:pPr>
+      <w:r>
         <w:t xml:space="preserve">Agregar productos al carrito y ajustar cantidades.</w:t>
       </w:r>
     </w:p>
@@ -223,6 +249,19 @@
         <w:spacing w:after="60"/>
       </w:pPr>
       <w:r>
+        <w:t xml:space="preserve">Volver a pedir con un clic (novedad): en cada pedido pasado tiene un botón "Volver a pedir" que carga esos mismos productos al carrito con el precio y el stock de hoy, para ajustar cantidades antes de confirmar.</w:t>
+      </w:r>
+    </w:p>
+    <w:p>
+      <w:pPr>
+        <w:pStyle w:val="ListParagraph"/>
+        <w:numPr>
+          <w:ilvl w:val="0"/>
+          <w:numId w:val="2"/>
+        </w:numPr>
+        <w:spacing w:after="60"/>
+      </w:pPr>
+      <w:r>
         <w:t>Pantalla de confirmación al finalizar un pedido, con el detalle completo (productos, cantidades, precios y desglose de IVA) y opción de imprimir el comprobante.</w:t>
       </w:r>
     </w:p>
@@ -263,6 +302,32 @@
       </w:pPr>
       <w:r>
         <w:t>Recibir recordatorios: puede activar notificaciones push en su celular o computadora — si un día todavía no le hizo un pedido a esa distribuidora, recibe un aviso recordándoselo (una vez por día, a las 9:00 hora Uruguay).</w:t>
+      </w:r>
+    </w:p>
+    <w:p>
+      <w:pPr>
+        <w:pStyle w:val="ListParagraph"/>
+        <w:numPr>
+          <w:ilvl w:val="0"/>
+          <w:numId w:val="2"/>
+        </w:numPr>
+        <w:spacing w:after="60"/>
+      </w:pPr>
+      <w:r>
+        <w:t xml:space="preserve">Pedido recurrente automático (novedad): desde el carrito puede guardar "repetir este pedido todos los [día]" — se genera solo, cada semana, sin volver a entrar a la app. Si algún producto no tiene stock ese día, se saltea solo ese ítem.</w:t>
+      </w:r>
+    </w:p>
+    <w:p>
+      <w:pPr>
+        <w:pStyle w:val="ListParagraph"/>
+        <w:numPr>
+          <w:ilvl w:val="0"/>
+          <w:numId w:val="2"/>
+        </w:numPr>
+        <w:spacing w:after="60"/>
+      </w:pPr>
+      <w:r>
+        <w:t xml:space="preserve">Resumen mensual (novedad): el día 1 de cada mes recibe un aviso al celular con cuántos pedidos hizo y cuánto gastó el mes anterior.</w:t>
       </w:r>
     </w:p>
     <w:p>
@@ -375,6 +440,19 @@
         <w:spacing w:after="60"/>
       </w:pPr>
       <w:r>
+        <w:t xml:space="preserve">Balance Estadístico (novedad): sección con el total de pedidos y facturación de hoy, esta semana y este mes, más qué porcentaje de sus clientes activos le compró en cada período (útil para definir condiciones comerciales), con el mismo desglose por cliente individual.</w:t>
+      </w:r>
+    </w:p>
+    <w:p>
+      <w:pPr>
+        <w:pStyle w:val="ListParagraph"/>
+        <w:numPr>
+          <w:ilvl w:val="0"/>
+          <w:numId w:val="2"/>
+        </w:numPr>
+        <w:spacing w:after="60"/>
+      </w:pPr>
+      <w:r>
         <w:t xml:space="preserve">Accesos rápidos a Pedidos, Productos y Clientes.</w:t>
       </w:r>
     </w:p>
@@ -432,6 +510,19 @@
     </w:p>
     <w:p>
       <w:pPr>
+        <w:pStyle w:val="ListParagraph"/>
+        <w:numPr>
+          <w:ilvl w:val="0"/>
+          <w:numId w:val="2"/>
+        </w:numPr>
+        <w:spacing w:after="60"/>
+      </w:pPr>
+      <w:r>
+        <w:t xml:space="preserve">Promociones con regalo (novedad): se le puede activar a un producto una promoción con texto libre (un regalo de la marca, un 2x1), destacada en el catálogo de todos sus clientes, con aviso push automático al activarla.</w:t>
+      </w:r>
+    </w:p>
+    <w:p>
+      <w:pPr>
         <w:pStyle w:val="Heading2"/>
         <w:spacing w:after="120" w:before="240"/>
       </w:pPr>
@@ -510,6 +601,19 @@
     </w:p>
     <w:p>
       <w:pPr>
+        <w:pStyle w:val="ListParagraph"/>
+        <w:numPr>
+          <w:ilvl w:val="0"/>
+          <w:numId w:val="2"/>
+        </w:numPr>
+        <w:spacing w:after="60"/>
+      </w:pPr>
+      <w:r>
+        <w:t xml:space="preserve">Pedidos recurrentes de cada cliente (novedad): en la ficha del cliente se ven sus pedidos recurrentes (día, productos, activo/pausado y última generación), con un botón "Recordar" para avisarle por push si todavía no armó el pedido de ese día.</w:t>
+      </w:r>
+    </w:p>
+    <w:p>
+      <w:pPr>
         <w:pStyle w:val="Heading2"/>
         <w:spacing w:after="120" w:before="240"/>
       </w:pPr>
@@ -622,7 +726,20 @@
         <w:spacing w:after="60"/>
       </w:pPr>
       <w:r>
-        <w:t xml:space="preserve">Sugerencias de recompra (novedad): el sistema detecta cuando un cliente pidió un producto la semana pasada y todavía no lo volvió a pedir esta semana, y genera un aviso en Notificaciones con un botón "Enviar recordatorio", que le manda un push al celular del cliente para que no se olvide de pedirlo de nuevo.</w:t>
+        <w:t xml:space="preserve">Sugerencias de recompra (novedad): el sistema aprende, cliente por cliente y producto por producto, cada cuántos días suele repetir cada compra, y avisa un par de días antes de que se cumpla ese ciclo — no recién cuando ya se pasó. Genera un aviso en Notificaciones con un botón "Enviar recordatorio", que le manda un push al celular del cliente.</w:t>
+      </w:r>
+    </w:p>
+    <w:p>
+      <w:pPr>
+        <w:pStyle w:val="ListParagraph"/>
+        <w:numPr>
+          <w:ilvl w:val="0"/>
+          <w:numId w:val="2"/>
+        </w:numPr>
+        <w:spacing w:after="60"/>
+      </w:pPr>
+      <w:r>
+        <w:t xml:space="preserve">Clientes que se enfriaron (novedad): si un cliente que venía pidiendo seguido no hace ningún pedido en 14 días, genera un aviso interno para que la distribuidora lo llame antes de perderlo — no le llega nada al cliente.</w:t>
       </w:r>
     </w:p>
     <w:p>
@@ -840,6 +957,19 @@
       </w:pPr>
       <w:r>
         <w:t xml:space="preserve">Ver el detalle de cada distribuidora: historial de pagos y contadores de uso.</w:t>
+      </w:r>
+    </w:p>
+    <w:p>
+      <w:pPr>
+        <w:pStyle w:val="ListParagraph"/>
+        <w:numPr>
+          <w:ilvl w:val="0"/>
+          <w:numId w:val="2"/>
+        </w:numPr>
+        <w:spacing w:after="60"/>
+      </w:pPr>
+      <w:r>
+        <w:t xml:space="preserve">Balance Estadístico (novedad): sección con el total de pedidos y facturación de todas las distribuidoras juntas (hoy, esta semana, este mes), y el mismo desglose por distribuidora, incluyendo qué porcentaje de sus clientes activos le compró en cada período.</w:t>
       </w:r>
     </w:p>
     <w:p>

--- a/TuStockApp_Funcionalidades_por_Rol.docx
+++ b/TuStockApp_Funcionalidades_por_Rol.docx
@@ -614,6 +614,19 @@
     </w:p>
     <w:p>
       <w:pPr>
+        <w:pStyle w:val="ListParagraph"/>
+        <w:numPr>
+          <w:ilvl w:val="0"/>
+          <w:numId w:val="2"/>
+        </w:numPr>
+        <w:spacing w:after="60"/>
+      </w:pPr>
+      <w:r>
+        <w:t xml:space="preserve">Patrones de compra detectados (novedad): además de los pedidos recurrentes configurados a mano, la ficha del cliente muestra los productos que pidió 2 veces o más (detectados solo del historial), con la cadencia promedio y su propio botón "Recordar" para avisarle en el momento.</w:t>
+      </w:r>
+    </w:p>
+    <w:p>
+      <w:pPr>
         <w:pStyle w:val="Heading2"/>
         <w:spacing w:after="120" w:before="240"/>
       </w:pPr>
@@ -662,6 +675,19 @@
       </w:pPr>
       <w:r>
         <w:t>Fecha y hora estimada de entrega: al marcar el pedido como "en proceso", puede cargar (opcional) una fecha y hora estimada de entrega, visible para el cliente en el seguimiento de ese pedido.</w:t>
+      </w:r>
+    </w:p>
+    <w:p>
+      <w:pPr>
+        <w:pStyle w:val="ListParagraph"/>
+        <w:numPr>
+          <w:ilvl w:val="0"/>
+          <w:numId w:val="2"/>
+        </w:numPr>
+        <w:spacing w:after="60"/>
+      </w:pPr>
+      <w:r>
+        <w:t xml:space="preserve">Aviso automático al cliente (novedad): apenas se marca el pedido como "En proceso" (con la fecha y hora estimada, si se cargó) o "Completado", el cliente recibe un push automático al celular, sin que la distribuidora tenga que avisarle.</w:t>
       </w:r>
     </w:p>
     <w:p>

--- a/TuStockApp_Funcionalidades_por_Rol.docx
+++ b/TuStockApp_Funcionalidades_por_Rol.docx
@@ -301,7 +301,7 @@
         <w:spacing w:after="60"/>
       </w:pPr>
       <w:r>
-        <w:t>Recibir recordatorios: puede activar notificaciones push en su celular o computadora — si un día todavía no le hizo un pedido a esa distribuidora, recibe un aviso recordándoselo (una vez por día, a las 9:00 hora Uruguay).</w:t>
+        <w:t>Recibir recordatorios: puede activar notificaciones push en su celular o computadora — si un día todavía no le hizo un pedido a esa distribuidora, recibe un aviso a las 9:00 hora Uruguay y, si a las 15:30 sigue sin pedir, un segundo aviso.</w:t>
       </w:r>
     </w:p>
     <w:p>
